--- a/Alien Physics Worksheet.docx
+++ b/Alien Physics Worksheet.docx
@@ -1092,19 +1092,6 @@
       </w:r>
     </w:p>
     <w:p>
-      <w:r>
-        <w:br w:type="page"/>
-      </w:r>
-    </w:p>
-    <w:p>
-      <w:pPr>
-        <w:pStyle w:val="Heading1"/>
-      </w:pPr>
-      <w:r>
-        <w:t xml:space="preserve">Differential Equations</w:t>
-      </w:r>
-    </w:p>
-    <w:p>
       <w:pPr>
         <w:pStyle w:val="Heading2"/>
         <w:spacing w:after="120" w:before="320"/>
@@ -1134,14 +1121,14 @@
           <w:i/>
           <w:iCs/>
         </w:rPr>
-        <w:t xml:space="preserve">Qorf's Law: </w:t>
-      </w:r>
-      <w:r>
-        <w:rPr>
-          <w:i/>
-          <w:iCs/>
-        </w:rPr>
-        <w:t xml:space="preserve">d²X/dt² = −9X</w:t>
+        <w:t xml:space="preserve">Grellwork's Law: </w:t>
+      </w:r>
+      <w:r>
+        <w:rPr>
+          <w:i/>
+          <w:iCs/>
+        </w:rPr>
+        <w:t xml:space="preserve">Grellwork = ∫ F⃗·dr⃗ along the path</w:t>
       </w:r>
     </w:p>
     <w:p>
@@ -1149,7 +1136,7 @@
         <w:spacing w:after="160"/>
       </w:pPr>
       <w:r>
-        <w:t xml:space="preserve">A student proposes X(t) = 4e^(−9t) as a solution to Qorf's Law, d²X/dt² = −9X. Does it work? What general fact about laws of this form does your answer reveal?</w:t>
+        <w:t xml:space="preserve">On planet Quon, an object moves along the path r⃗(t) = t² î + t³ ĵ for t from 0 to 2, under a constant force F⃗ = 3î − 2ĵ. Compute the Grellwork done.</w:t>
       </w:r>
     </w:p>
     <w:p>
@@ -1182,14 +1169,14 @@
           <w:i/>
           <w:iCs/>
         </w:rPr>
-        <w:t xml:space="preserve">Qorf's Law of Self-Amplification: </w:t>
-      </w:r>
-      <w:r>
-        <w:rPr>
-          <w:i/>
-          <w:iCs/>
-        </w:rPr>
-        <w:t xml:space="preserve">dN/dt = 0.5 · N</w:t>
+        <w:t xml:space="preserve">Wexle's Law: </w:t>
+      </w:r>
+      <w:r>
+        <w:rPr>
+          <w:i/>
+          <w:iCs/>
+        </w:rPr>
+        <w:t xml:space="preserve">P = dQ/dt</w:t>
       </w:r>
     </w:p>
     <w:p>
@@ -1197,7 +1184,46 @@
         <w:spacing w:after="160"/>
       </w:pPr>
       <w:r>
-        <w:t xml:space="preserve">On planet Qorf, N(0) = 8. Find N(t), and determine how long it takes for N to double.</w:t>
+        <w:t xml:space="preserve">On planet Florn, Q(t) = (3t + 1)^4. A student is asked to find P(t). Here is their work. Which step is the first to introduce an error?</w:t>
+      </w:r>
+    </w:p>
+    <w:p>
+      <w:pPr>
+        <w:pStyle w:val="ListParagraph"/>
+        <w:numPr>
+          <w:ilvl w:val="0"/>
+          <w:numId w:val="2"/>
+        </w:numPr>
+        <w:spacing w:after="60"/>
+      </w:pPr>
+      <w:r>
+        <w:t xml:space="preserve">Q(t) = (3t + 1)^4.</w:t>
+      </w:r>
+    </w:p>
+    <w:p>
+      <w:pPr>
+        <w:pStyle w:val="ListParagraph"/>
+        <w:numPr>
+          <w:ilvl w:val="0"/>
+          <w:numId w:val="2"/>
+        </w:numPr>
+        <w:spacing w:after="60"/>
+      </w:pPr>
+      <w:r>
+        <w:t xml:space="preserve">dQ/dt = 4(3t + 1)^3.</w:t>
+      </w:r>
+    </w:p>
+    <w:p>
+      <w:pPr>
+        <w:pStyle w:val="ListParagraph"/>
+        <w:numPr>
+          <w:ilvl w:val="0"/>
+          <w:numId w:val="2"/>
+        </w:numPr>
+        <w:spacing w:after="60"/>
+      </w:pPr>
+      <w:r>
+        <w:t xml:space="preserve">So P(t) = 4(3t + 1)^3.</w:t>
       </w:r>
     </w:p>
     <w:p>
@@ -1216,7 +1242,7 @@
           <w:sz w:val="20"/>
           <w:szCs w:val="20"/>
         </w:rPr>
-        <w:t xml:space="preserve">   (difficulty 5/5)</w:t>
+        <w:t xml:space="preserve">   (difficulty 3/5)</w:t>
       </w:r>
     </w:p>
     <w:p>
@@ -1230,14 +1256,14 @@
           <w:i/>
           <w:iCs/>
         </w:rPr>
-        <w:t xml:space="preserve">Snazzle's Driven Law: </w:t>
-      </w:r>
-      <w:r>
-        <w:rPr>
-          <w:i/>
-          <w:iCs/>
-        </w:rPr>
-        <w:t xml:space="preserve">d²X/dt² + 4X = 12</w:t>
+        <w:t xml:space="preserve">Flerm's Law: </w:t>
+      </w:r>
+      <w:r>
+        <w:rPr>
+          <w:i/>
+          <w:iCs/>
+        </w:rPr>
+        <w:t xml:space="preserve">E = c · m · v^n</w:t>
       </w:r>
     </w:p>
     <w:p>
@@ -1245,7 +1271,7 @@
         <w:spacing w:after="160"/>
       </w:pPr>
       <w:r>
-        <w:t xml:space="preserve">Show that X(t) = 3 + 5 cos(2t) satisfies this law. Then explain why replacing 5 with any other constant (or adding a phase shift) would also satisfy the law, while replacing 3 with any other constant would not.</w:t>
+        <w:t xml:space="preserve">On planet Squiggle, an object's E obeys Flerm's Law for some unknown positive integer n. When v doubles (m and c fixed), E increases by a factor of 16. Find n.</w:t>
       </w:r>
     </w:p>
     <w:p>
@@ -1264,6 +1290,391 @@
           <w:sz w:val="20"/>
           <w:szCs w:val="20"/>
         </w:rPr>
+        <w:t xml:space="preserve">   (difficulty 4/5)</w:t>
+      </w:r>
+    </w:p>
+    <w:p>
+      <w:pPr>
+        <w:spacing w:after="80"/>
+      </w:pPr>
+      <w:r>
+        <w:rPr>
+          <w:b/>
+          <w:bCs/>
+          <w:i/>
+          <w:iCs/>
+        </w:rPr>
+        <w:t xml:space="preserve">Plurm's Law: </w:t>
+      </w:r>
+      <w:r>
+        <w:rPr>
+          <w:i/>
+          <w:iCs/>
+        </w:rPr>
+        <w:t xml:space="preserve">Vorf = d(Drenn)/dt</w:t>
+      </w:r>
+    </w:p>
+    <w:p>
+      <w:pPr>
+        <w:spacing w:after="160"/>
+      </w:pPr>
+      <w:r>
+        <w:t xml:space="preserve">The table shows Drenn (in drens) versus time for a Squibble-world object. At approximately which time is Vorf largest? At approximately which time does Vorf change sign?</w:t>
+      </w:r>
+    </w:p>
+    <w:tbl>
+      <w:tblPr>
+        <w:tblW w:type="auto" w:w="100"/>
+        <w:tblBorders>
+          <w:top w:val="single" w:color="auto" w:sz="4"/>
+          <w:left w:val="single" w:color="auto" w:sz="4"/>
+          <w:bottom w:val="single" w:color="auto" w:sz="4"/>
+          <w:right w:val="single" w:color="auto" w:sz="4"/>
+          <w:insideH w:val="single" w:color="auto" w:sz="4"/>
+          <w:insideV w:val="single" w:color="auto" w:sz="4"/>
+        </w:tblBorders>
+      </w:tblPr>
+      <w:tblGrid>
+        <w:gridCol w:w="2500"/>
+        <w:gridCol w:w="2500"/>
+      </w:tblGrid>
+      <w:tr>
+        <w:tc>
+          <w:tcPr>
+            <w:tcW w:type="dxa" w:w="2500"/>
+            <w:shd w:fill="E8E8E8" w:val="clear"/>
+          </w:tcPr>
+          <w:p>
+            <w:r>
+              <w:rPr>
+                <w:b/>
+                <w:bCs/>
+              </w:rPr>
+              <w:t xml:space="preserve">time (s)</w:t>
+            </w:r>
+          </w:p>
+        </w:tc>
+        <w:tc>
+          <w:tcPr>
+            <w:tcW w:type="dxa" w:w="2500"/>
+            <w:shd w:fill="E8E8E8" w:val="clear"/>
+          </w:tcPr>
+          <w:p>
+            <w:r>
+              <w:rPr>
+                <w:b/>
+                <w:bCs/>
+              </w:rPr>
+              <w:t xml:space="preserve">Drenn (drens)</w:t>
+            </w:r>
+          </w:p>
+        </w:tc>
+      </w:tr>
+      <w:tr>
+        <w:tc>
+          <w:tcPr>
+            <w:tcW w:type="dxa" w:w="2500"/>
+          </w:tcPr>
+          <w:p>
+            <w:r>
+              <w:t xml:space="preserve">0</w:t>
+            </w:r>
+          </w:p>
+        </w:tc>
+        <w:tc>
+          <w:tcPr>
+            <w:tcW w:type="dxa" w:w="2500"/>
+          </w:tcPr>
+          <w:p>
+            <w:r>
+              <w:t xml:space="preserve">0</w:t>
+            </w:r>
+          </w:p>
+        </w:tc>
+      </w:tr>
+      <w:tr>
+        <w:tc>
+          <w:tcPr>
+            <w:tcW w:type="dxa" w:w="2500"/>
+          </w:tcPr>
+          <w:p>
+            <w:r>
+              <w:t xml:space="preserve">1</w:t>
+            </w:r>
+          </w:p>
+        </w:tc>
+        <w:tc>
+          <w:tcPr>
+            <w:tcW w:type="dxa" w:w="2500"/>
+          </w:tcPr>
+          <w:p>
+            <w:r>
+              <w:t xml:space="preserve">4</w:t>
+            </w:r>
+          </w:p>
+        </w:tc>
+      </w:tr>
+      <w:tr>
+        <w:tc>
+          <w:tcPr>
+            <w:tcW w:type="dxa" w:w="2500"/>
+          </w:tcPr>
+          <w:p>
+            <w:r>
+              <w:t xml:space="preserve">2</w:t>
+            </w:r>
+          </w:p>
+        </w:tc>
+        <w:tc>
+          <w:tcPr>
+            <w:tcW w:type="dxa" w:w="2500"/>
+          </w:tcPr>
+          <w:p>
+            <w:r>
+              <w:t xml:space="preserve">6</w:t>
+            </w:r>
+          </w:p>
+        </w:tc>
+      </w:tr>
+      <w:tr>
+        <w:tc>
+          <w:tcPr>
+            <w:tcW w:type="dxa" w:w="2500"/>
+          </w:tcPr>
+          <w:p>
+            <w:r>
+              <w:t xml:space="preserve">3</w:t>
+            </w:r>
+          </w:p>
+        </w:tc>
+        <w:tc>
+          <w:tcPr>
+            <w:tcW w:type="dxa" w:w="2500"/>
+          </w:tcPr>
+          <w:p>
+            <w:r>
+              <w:t xml:space="preserve">6</w:t>
+            </w:r>
+          </w:p>
+        </w:tc>
+      </w:tr>
+      <w:tr>
+        <w:tc>
+          <w:tcPr>
+            <w:tcW w:type="dxa" w:w="2500"/>
+          </w:tcPr>
+          <w:p>
+            <w:r>
+              <w:t xml:space="preserve">4</w:t>
+            </w:r>
+          </w:p>
+        </w:tc>
+        <w:tc>
+          <w:tcPr>
+            <w:tcW w:type="dxa" w:w="2500"/>
+          </w:tcPr>
+          <w:p>
+            <w:r>
+              <w:t xml:space="preserve">4</w:t>
+            </w:r>
+          </w:p>
+        </w:tc>
+      </w:tr>
+      <w:tr>
+        <w:tc>
+          <w:tcPr>
+            <w:tcW w:type="dxa" w:w="2500"/>
+          </w:tcPr>
+          <w:p>
+            <w:r>
+              <w:t xml:space="preserve">5</w:t>
+            </w:r>
+          </w:p>
+        </w:tc>
+        <w:tc>
+          <w:tcPr>
+            <w:tcW w:type="dxa" w:w="2500"/>
+          </w:tcPr>
+          <w:p>
+            <w:r>
+              <w:t xml:space="preserve">0</w:t>
+            </w:r>
+          </w:p>
+        </w:tc>
+      </w:tr>
+    </w:tbl>
+    <w:p>
+      <w:pPr>
+        <w:spacing w:after="160"/>
+      </w:pPr>
+      <w:r>
+        <w:t xml:space="preserve"/>
+      </w:r>
+    </w:p>
+    <w:p>
+      <w:pPr>
+        <w:pStyle w:val="Heading2"/>
+        <w:spacing w:after="120" w:before="320"/>
+      </w:pPr>
+      <w:r>
+        <w:t xml:space="preserve">Problem 18</w:t>
+      </w:r>
+      <w:r>
+        <w:rPr>
+          <w:i/>
+          <w:iCs/>
+          <w:color w:val="666666"/>
+          <w:sz w:val="20"/>
+          <w:szCs w:val="20"/>
+        </w:rPr>
+        <w:t xml:space="preserve">   (difficulty 4/5)</w:t>
+      </w:r>
+    </w:p>
+    <w:p>
+      <w:pPr>
+        <w:spacing w:after="80"/>
+      </w:pPr>
+      <w:r>
+        <w:rPr>
+          <w:b/>
+          <w:bCs/>
+          <w:i/>
+          <w:iCs/>
+        </w:rPr>
+        <w:t xml:space="preserve">Crinkle's Law: </w:t>
+      </w:r>
+      <w:r>
+        <w:rPr>
+          <w:i/>
+          <w:iCs/>
+        </w:rPr>
+        <w:t xml:space="preserve">d²K/dt² = 6t − 4</w:t>
+      </w:r>
+    </w:p>
+    <w:p>
+      <w:pPr>
+        <w:spacing w:after="160"/>
+      </w:pPr>
+      <w:r>
+        <w:t xml:space="preserve">On planet Yarn, K(0) = 5 and (dK/dt) at t = 0 equals −3. Find K(t).</w:t>
+      </w:r>
+    </w:p>
+    <w:p>
+      <w:pPr>
+        <w:pStyle w:val="Heading2"/>
+        <w:spacing w:after="120" w:before="320"/>
+      </w:pPr>
+      <w:r>
+        <w:t xml:space="preserve">Problem 19</w:t>
+      </w:r>
+      <w:r>
+        <w:rPr>
+          <w:i/>
+          <w:iCs/>
+          <w:color w:val="666666"/>
+          <w:sz w:val="20"/>
+          <w:szCs w:val="20"/>
+        </w:rPr>
+        <w:t xml:space="preserve">   (difficulty 3/5)</w:t>
+      </w:r>
+    </w:p>
+    <w:p>
+      <w:pPr>
+        <w:spacing w:after="80"/>
+      </w:pPr>
+      <w:r>
+        <w:rPr>
+          <w:b/>
+          <w:bCs/>
+          <w:i/>
+          <w:iCs/>
+        </w:rPr>
+        <w:t xml:space="preserve">Trantor's Law: </w:t>
+      </w:r>
+      <w:r>
+        <w:rPr>
+          <w:i/>
+          <w:iCs/>
+        </w:rPr>
+        <w:t xml:space="preserve">Snarf = Blarg / Plink²</w:t>
+      </w:r>
+    </w:p>
+    <w:p>
+      <w:pPr>
+        <w:spacing w:after="160"/>
+      </w:pPr>
+      <w:r>
+        <w:t xml:space="preserve">On planet Bligg, Blarg is measured in gorns and Plink in seconds. A student is asked to find the units of Snarf. Here is their reasoning. Which step is the first to introduce an error?</w:t>
+      </w:r>
+    </w:p>
+    <w:p>
+      <w:pPr>
+        <w:pStyle w:val="ListParagraph"/>
+        <w:numPr>
+          <w:ilvl w:val="0"/>
+          <w:numId w:val="2"/>
+        </w:numPr>
+        <w:spacing w:after="60"/>
+      </w:pPr>
+      <w:r>
+        <w:t xml:space="preserve">Snarf = Blarg / Plink².</w:t>
+      </w:r>
+    </w:p>
+    <w:p>
+      <w:pPr>
+        <w:pStyle w:val="ListParagraph"/>
+        <w:numPr>
+          <w:ilvl w:val="0"/>
+          <w:numId w:val="2"/>
+        </w:numPr>
+        <w:spacing w:after="60"/>
+      </w:pPr>
+      <w:r>
+        <w:t xml:space="preserve">Blarg is in gorns, Plink is in seconds.</w:t>
+      </w:r>
+    </w:p>
+    <w:p>
+      <w:pPr>
+        <w:pStyle w:val="ListParagraph"/>
+        <w:numPr>
+          <w:ilvl w:val="0"/>
+          <w:numId w:val="2"/>
+        </w:numPr>
+        <w:spacing w:after="60"/>
+      </w:pPr>
+      <w:r>
+        <w:t xml:space="preserve">So Snarf's units are gorns / seconds, dropping the square since it's just one factor of time.</w:t>
+      </w:r>
+    </w:p>
+    <w:p>
+      <w:pPr>
+        <w:pStyle w:val="ListParagraph"/>
+        <w:numPr>
+          <w:ilvl w:val="0"/>
+          <w:numId w:val="2"/>
+        </w:numPr>
+        <w:spacing w:after="60"/>
+      </w:pPr>
+      <w:r>
+        <w:t xml:space="preserve">Snarf is in gorns/second.</w:t>
+      </w:r>
+    </w:p>
+    <w:p>
+      <w:pPr>
+        <w:pStyle w:val="Heading2"/>
+        <w:spacing w:after="120" w:before="320"/>
+      </w:pPr>
+      <w:r>
+        <w:t xml:space="preserve">Problem 20</w:t>
+      </w:r>
+      <w:r>
+        <w:rPr>
+          <w:i/>
+          <w:iCs/>
+          <w:color w:val="666666"/>
+          <w:sz w:val="20"/>
+          <w:szCs w:val="20"/>
+        </w:rPr>
         <w:t xml:space="preserve">   (difficulty 5/5)</w:t>
       </w:r>
     </w:p>
@@ -1278,6 +1689,613 @@
           <w:i/>
           <w:iCs/>
         </w:rPr>
+        <w:t xml:space="preserve">Zamble's Law: </w:t>
+      </w:r>
+      <w:r>
+        <w:rPr>
+          <w:i/>
+          <w:iCs/>
+        </w:rPr>
+        <w:t xml:space="preserve">Q = k · x³</w:t>
+      </w:r>
+    </w:p>
+    <w:p>
+      <w:pPr>
+        <w:spacing w:after="160"/>
+      </w:pPr>
+      <w:r>
+        <w:t xml:space="preserve">On planet Florn, x(t) = 2t + 1. At t = 1 (so x = 3), Q = 135. Find the constant k, then find dQ/dt at t = 1.</w:t>
+      </w:r>
+    </w:p>
+    <w:p>
+      <w:pPr>
+        <w:pStyle w:val="Heading2"/>
+        <w:spacing w:after="120" w:before="320"/>
+      </w:pPr>
+      <w:r>
+        <w:t xml:space="preserve">Problem 21</w:t>
+      </w:r>
+      <w:r>
+        <w:rPr>
+          <w:i/>
+          <w:iCs/>
+          <w:color w:val="666666"/>
+          <w:sz w:val="20"/>
+          <w:szCs w:val="20"/>
+        </w:rPr>
+        <w:t xml:space="preserve">   (difficulty 4/5)</w:t>
+      </w:r>
+    </w:p>
+    <w:p>
+      <w:pPr>
+        <w:spacing w:after="80"/>
+      </w:pPr>
+      <w:r>
+        <w:rPr>
+          <w:b/>
+          <w:bCs/>
+          <w:i/>
+          <w:iCs/>
+        </w:rPr>
+        <w:t xml:space="preserve">Twillig's Law: </w:t>
+      </w:r>
+      <w:r>
+        <w:rPr>
+          <w:i/>
+          <w:iCs/>
+        </w:rPr>
+        <w:t xml:space="preserve">M(t) = M₀ · t / (t + a)</w:t>
+      </w:r>
+    </w:p>
+    <w:p>
+      <w:pPr>
+        <w:spacing w:after="160"/>
+      </w:pPr>
+      <w:r>
+        <w:t xml:space="preserve">On planet Twillig, M₀ and a are positive constants, and M(0) = 0. A student claims M grows forever without bound. Evaluate the claim by finding the limit of M(t) as t → ∞, and find the time at which M reaches half of that limiting value.</w:t>
+      </w:r>
+    </w:p>
+    <w:p>
+      <w:pPr>
+        <w:pStyle w:val="Heading2"/>
+        <w:spacing w:after="120" w:before="320"/>
+      </w:pPr>
+      <w:r>
+        <w:t xml:space="preserve">Problem 22</w:t>
+      </w:r>
+      <w:r>
+        <w:rPr>
+          <w:i/>
+          <w:iCs/>
+          <w:color w:val="666666"/>
+          <w:sz w:val="20"/>
+          <w:szCs w:val="20"/>
+        </w:rPr>
+        <w:t xml:space="preserve">   (difficulty 4/5)</w:t>
+      </w:r>
+    </w:p>
+    <w:p>
+      <w:pPr>
+        <w:spacing w:after="80"/>
+      </w:pPr>
+      <w:r>
+        <w:rPr>
+          <w:b/>
+          <w:bCs/>
+          <w:i/>
+          <w:iCs/>
+        </w:rPr>
+        <w:t xml:space="preserve">Vex's Law: </w:t>
+      </w:r>
+      <w:r>
+        <w:rPr>
+          <w:i/>
+          <w:iCs/>
+        </w:rPr>
+        <w:t xml:space="preserve">Torq = r⃗ × F⃗ (2D magnitude: r_x F_y − r_y F_x)</w:t>
+      </w:r>
+    </w:p>
+    <w:p>
+      <w:pPr>
+        <w:spacing w:after="160"/>
+      </w:pPr>
+      <w:r>
+        <w:t xml:space="preserve">On planet Vex, r⃗ = 3î + 4ĵ and F⃗ = −2î + 5ĵ. Find Torq.</w:t>
+      </w:r>
+    </w:p>
+    <w:p>
+      <w:pPr>
+        <w:pStyle w:val="Heading2"/>
+        <w:spacing w:after="120" w:before="320"/>
+      </w:pPr>
+      <w:r>
+        <w:t xml:space="preserve">Problem 23</w:t>
+      </w:r>
+      <w:r>
+        <w:rPr>
+          <w:i/>
+          <w:iCs/>
+          <w:color w:val="666666"/>
+          <w:sz w:val="20"/>
+          <w:szCs w:val="20"/>
+        </w:rPr>
+        <w:t xml:space="preserve">   (difficulty 3/5)</w:t>
+      </w:r>
+    </w:p>
+    <w:p>
+      <w:pPr>
+        <w:spacing w:after="80"/>
+      </w:pPr>
+      <w:r>
+        <w:rPr>
+          <w:b/>
+          <w:bCs/>
+          <w:i/>
+          <w:iCs/>
+        </w:rPr>
+        <w:t xml:space="preserve">Snorkel's Law: </w:t>
+      </w:r>
+      <w:r>
+        <w:rPr>
+          <w:i/>
+          <w:iCs/>
+        </w:rPr>
+        <w:t xml:space="preserve">Y = 2X − X²</w:t>
+      </w:r>
+    </w:p>
+    <w:p>
+      <w:pPr>
+        <w:spacing w:after="160"/>
+      </w:pPr>
+      <w:r>
+        <w:t xml:space="preserve">On planet Glim, a student is asked to find Y when X = −3. Here is their work. Which step is the first to introduce an error?</w:t>
+      </w:r>
+    </w:p>
+    <w:p>
+      <w:pPr>
+        <w:pStyle w:val="ListParagraph"/>
+        <w:numPr>
+          <w:ilvl w:val="0"/>
+          <w:numId w:val="2"/>
+        </w:numPr>
+        <w:spacing w:after="60"/>
+      </w:pPr>
+      <w:r>
+        <w:t xml:space="preserve">Y = 2X − X².</w:t>
+      </w:r>
+    </w:p>
+    <w:p>
+      <w:pPr>
+        <w:pStyle w:val="ListParagraph"/>
+        <w:numPr>
+          <w:ilvl w:val="0"/>
+          <w:numId w:val="2"/>
+        </w:numPr>
+        <w:spacing w:after="60"/>
+      </w:pPr>
+      <w:r>
+        <w:t xml:space="preserve">At X = −3: Y = 2(−3) − (−3)².</w:t>
+      </w:r>
+    </w:p>
+    <w:p>
+      <w:pPr>
+        <w:pStyle w:val="ListParagraph"/>
+        <w:numPr>
+          <w:ilvl w:val="0"/>
+          <w:numId w:val="2"/>
+        </w:numPr>
+        <w:spacing w:after="60"/>
+      </w:pPr>
+      <w:r>
+        <w:t xml:space="preserve">(−3)² = −9, so Y = −6 − (−9) = 3.</w:t>
+      </w:r>
+    </w:p>
+    <w:p>
+      <w:pPr>
+        <w:pStyle w:val="Heading2"/>
+        <w:spacing w:after="120" w:before="320"/>
+      </w:pPr>
+      <w:r>
+        <w:t xml:space="preserve">Problem 24</w:t>
+      </w:r>
+      <w:r>
+        <w:rPr>
+          <w:i/>
+          <w:iCs/>
+          <w:color w:val="666666"/>
+          <w:sz w:val="20"/>
+          <w:szCs w:val="20"/>
+        </w:rPr>
+        <w:t xml:space="preserve">   (difficulty 4/5)</w:t>
+      </w:r>
+    </w:p>
+    <w:p>
+      <w:pPr>
+        <w:spacing w:after="80"/>
+      </w:pPr>
+      <w:r>
+        <w:rPr>
+          <w:b/>
+          <w:bCs/>
+          <w:i/>
+          <w:iCs/>
+        </w:rPr>
+        <w:t xml:space="preserve">Grimble's Law: </w:t>
+      </w:r>
+      <w:r>
+        <w:rPr>
+          <w:i/>
+          <w:iCs/>
+        </w:rPr>
+        <w:t xml:space="preserve">Snarg = ∫ F dx</w:t>
+      </w:r>
+    </w:p>
+    <w:p>
+      <w:pPr>
+        <w:spacing w:after="160"/>
+      </w:pPr>
+      <w:r>
+        <w:t xml:space="preserve">On planet Dorf, the graph of F (snargons) versus x (dorfs) is: F = 10 for 0 ≤ x ≤ 2, then F decreases in a straight line from 10 to 0 for 2 ≤ x ≤ 6. Find Snarg from x = 0 to x = 6.</w:t>
+      </w:r>
+    </w:p>
+    <w:tbl>
+      <w:tblPr>
+        <w:tblW w:type="auto" w:w="100"/>
+        <w:tblBorders>
+          <w:top w:val="single" w:color="auto" w:sz="4"/>
+          <w:left w:val="single" w:color="auto" w:sz="4"/>
+          <w:bottom w:val="single" w:color="auto" w:sz="4"/>
+          <w:right w:val="single" w:color="auto" w:sz="4"/>
+          <w:insideH w:val="single" w:color="auto" w:sz="4"/>
+          <w:insideV w:val="single" w:color="auto" w:sz="4"/>
+        </w:tblBorders>
+      </w:tblPr>
+      <w:tblGrid>
+        <w:gridCol w:w="2500"/>
+        <w:gridCol w:w="2500"/>
+      </w:tblGrid>
+      <w:tr>
+        <w:tc>
+          <w:tcPr>
+            <w:tcW w:type="dxa" w:w="2500"/>
+            <w:shd w:fill="E8E8E8" w:val="clear"/>
+          </w:tcPr>
+          <w:p>
+            <w:r>
+              <w:rPr>
+                <w:b/>
+                <w:bCs/>
+              </w:rPr>
+              <w:t xml:space="preserve">x (dorfs)</w:t>
+            </w:r>
+          </w:p>
+        </w:tc>
+        <w:tc>
+          <w:tcPr>
+            <w:tcW w:type="dxa" w:w="2500"/>
+            <w:shd w:fill="E8E8E8" w:val="clear"/>
+          </w:tcPr>
+          <w:p>
+            <w:r>
+              <w:rPr>
+                <w:b/>
+                <w:bCs/>
+              </w:rPr>
+              <w:t xml:space="preserve">F (snargons)</w:t>
+            </w:r>
+          </w:p>
+        </w:tc>
+      </w:tr>
+      <w:tr>
+        <w:tc>
+          <w:tcPr>
+            <w:tcW w:type="dxa" w:w="2500"/>
+          </w:tcPr>
+          <w:p>
+            <w:r>
+              <w:t xml:space="preserve">0</w:t>
+            </w:r>
+          </w:p>
+        </w:tc>
+        <w:tc>
+          <w:tcPr>
+            <w:tcW w:type="dxa" w:w="2500"/>
+          </w:tcPr>
+          <w:p>
+            <w:r>
+              <w:t xml:space="preserve">10</w:t>
+            </w:r>
+          </w:p>
+        </w:tc>
+      </w:tr>
+      <w:tr>
+        <w:tc>
+          <w:tcPr>
+            <w:tcW w:type="dxa" w:w="2500"/>
+          </w:tcPr>
+          <w:p>
+            <w:r>
+              <w:t xml:space="preserve">2</w:t>
+            </w:r>
+          </w:p>
+        </w:tc>
+        <w:tc>
+          <w:tcPr>
+            <w:tcW w:type="dxa" w:w="2500"/>
+          </w:tcPr>
+          <w:p>
+            <w:r>
+              <w:t xml:space="preserve">10</w:t>
+            </w:r>
+          </w:p>
+        </w:tc>
+      </w:tr>
+      <w:tr>
+        <w:tc>
+          <w:tcPr>
+            <w:tcW w:type="dxa" w:w="2500"/>
+          </w:tcPr>
+          <w:p>
+            <w:r>
+              <w:t xml:space="preserve">6</w:t>
+            </w:r>
+          </w:p>
+        </w:tc>
+        <w:tc>
+          <w:tcPr>
+            <w:tcW w:type="dxa" w:w="2500"/>
+          </w:tcPr>
+          <w:p>
+            <w:r>
+              <w:t xml:space="preserve">0</w:t>
+            </w:r>
+          </w:p>
+        </w:tc>
+      </w:tr>
+    </w:tbl>
+    <w:p>
+      <w:pPr>
+        <w:spacing w:after="160"/>
+      </w:pPr>
+      <w:r>
+        <w:t xml:space="preserve"/>
+      </w:r>
+    </w:p>
+    <w:p>
+      <w:pPr>
+        <w:pStyle w:val="Heading2"/>
+        <w:spacing w:after="120" w:before="320"/>
+      </w:pPr>
+      <w:r>
+        <w:t xml:space="preserve">Problem 25</w:t>
+      </w:r>
+      <w:r>
+        <w:rPr>
+          <w:i/>
+          <w:iCs/>
+          <w:color w:val="666666"/>
+          <w:sz w:val="20"/>
+          <w:szCs w:val="20"/>
+        </w:rPr>
+        <w:t xml:space="preserve">   (difficulty 4/5)</w:t>
+      </w:r>
+    </w:p>
+    <w:p>
+      <w:pPr>
+        <w:spacing w:after="80"/>
+      </w:pPr>
+      <w:r>
+        <w:rPr>
+          <w:b/>
+          <w:bCs/>
+          <w:i/>
+          <w:iCs/>
+        </w:rPr>
+        <w:t xml:space="preserve">Prendle's Law: </w:t>
+      </w:r>
+      <w:r>
+        <w:rPr>
+          <w:i/>
+          <w:iCs/>
+        </w:rPr>
+        <w:t xml:space="preserve">I = P / (4πd²)</w:t>
+      </w:r>
+    </w:p>
+    <w:p>
+      <w:pPr>
+        <w:spacing w:after="160"/>
+      </w:pPr>
+      <w:r>
+        <w:t xml:space="preserve">On planet Wexil, P is fixed. A student claims that to make I four times as large, you must move to half the distance AND double P. Evaluate the claim: does adjusting distance alone suffice, and if so, what new distance is needed (in terms of the original d)?</w:t>
+      </w:r>
+    </w:p>
+    <w:p>
+      <w:r>
+        <w:br w:type="page"/>
+      </w:r>
+    </w:p>
+    <w:p>
+      <w:pPr>
+        <w:pStyle w:val="Heading1"/>
+      </w:pPr>
+      <w:r>
+        <w:t xml:space="preserve">Differential Equations</w:t>
+      </w:r>
+    </w:p>
+    <w:p>
+      <w:pPr>
+        <w:pStyle w:val="Heading2"/>
+        <w:spacing w:after="120" w:before="320"/>
+      </w:pPr>
+      <w:r>
+        <w:t xml:space="preserve">Problem 26</w:t>
+      </w:r>
+      <w:r>
+        <w:rPr>
+          <w:i/>
+          <w:iCs/>
+          <w:color w:val="666666"/>
+          <w:sz w:val="20"/>
+          <w:szCs w:val="20"/>
+        </w:rPr>
+        <w:t xml:space="preserve">   (difficulty 5/5)</w:t>
+      </w:r>
+    </w:p>
+    <w:p>
+      <w:pPr>
+        <w:spacing w:after="80"/>
+      </w:pPr>
+      <w:r>
+        <w:rPr>
+          <w:b/>
+          <w:bCs/>
+          <w:i/>
+          <w:iCs/>
+        </w:rPr>
+        <w:t xml:space="preserve">Qorf's Law: </w:t>
+      </w:r>
+      <w:r>
+        <w:rPr>
+          <w:i/>
+          <w:iCs/>
+        </w:rPr>
+        <w:t xml:space="preserve">d²X/dt² = −9X</w:t>
+      </w:r>
+    </w:p>
+    <w:p>
+      <w:pPr>
+        <w:spacing w:after="160"/>
+      </w:pPr>
+      <w:r>
+        <w:t xml:space="preserve">A student proposes X(t) = 4e^(−9t) as a solution to Qorf's Law, d²X/dt² = −9X. Does it work? What general fact about laws of this form does your answer reveal?</w:t>
+      </w:r>
+    </w:p>
+    <w:p>
+      <w:pPr>
+        <w:pStyle w:val="Heading2"/>
+        <w:spacing w:after="120" w:before="320"/>
+      </w:pPr>
+      <w:r>
+        <w:t xml:space="preserve">Problem 27</w:t>
+      </w:r>
+      <w:r>
+        <w:rPr>
+          <w:i/>
+          <w:iCs/>
+          <w:color w:val="666666"/>
+          <w:sz w:val="20"/>
+          <w:szCs w:val="20"/>
+        </w:rPr>
+        <w:t xml:space="preserve">   (difficulty 4/5)</w:t>
+      </w:r>
+    </w:p>
+    <w:p>
+      <w:pPr>
+        <w:spacing w:after="80"/>
+      </w:pPr>
+      <w:r>
+        <w:rPr>
+          <w:b/>
+          <w:bCs/>
+          <w:i/>
+          <w:iCs/>
+        </w:rPr>
+        <w:t xml:space="preserve">Qorf's Law of Self-Amplification: </w:t>
+      </w:r>
+      <w:r>
+        <w:rPr>
+          <w:i/>
+          <w:iCs/>
+        </w:rPr>
+        <w:t xml:space="preserve">dN/dt = 0.5 · N</w:t>
+      </w:r>
+    </w:p>
+    <w:p>
+      <w:pPr>
+        <w:spacing w:after="160"/>
+      </w:pPr>
+      <w:r>
+        <w:t xml:space="preserve">On planet Qorf, N(0) = 8. Find N(t), and determine how long it takes for N to double.</w:t>
+      </w:r>
+    </w:p>
+    <w:p>
+      <w:pPr>
+        <w:pStyle w:val="Heading2"/>
+        <w:spacing w:after="120" w:before="320"/>
+      </w:pPr>
+      <w:r>
+        <w:t xml:space="preserve">Problem 28</w:t>
+      </w:r>
+      <w:r>
+        <w:rPr>
+          <w:i/>
+          <w:iCs/>
+          <w:color w:val="666666"/>
+          <w:sz w:val="20"/>
+          <w:szCs w:val="20"/>
+        </w:rPr>
+        <w:t xml:space="preserve">   (difficulty 5/5)</w:t>
+      </w:r>
+    </w:p>
+    <w:p>
+      <w:pPr>
+        <w:spacing w:after="80"/>
+      </w:pPr>
+      <w:r>
+        <w:rPr>
+          <w:b/>
+          <w:bCs/>
+          <w:i/>
+          <w:iCs/>
+        </w:rPr>
+        <w:t xml:space="preserve">Snazzle's Driven Law: </w:t>
+      </w:r>
+      <w:r>
+        <w:rPr>
+          <w:i/>
+          <w:iCs/>
+        </w:rPr>
+        <w:t xml:space="preserve">d²X/dt² + 4X = 12</w:t>
+      </w:r>
+    </w:p>
+    <w:p>
+      <w:pPr>
+        <w:spacing w:after="160"/>
+      </w:pPr>
+      <w:r>
+        <w:t xml:space="preserve">Show that X(t) = 3 + 5 cos(2t) satisfies this law. Then explain why replacing 5 with any other constant (or adding a phase shift) would also satisfy the law, while replacing 3 with any other constant would not.</w:t>
+      </w:r>
+    </w:p>
+    <w:p>
+      <w:pPr>
+        <w:pStyle w:val="Heading2"/>
+        <w:spacing w:after="120" w:before="320"/>
+      </w:pPr>
+      <w:r>
+        <w:t xml:space="preserve">Problem 29</w:t>
+      </w:r>
+      <w:r>
+        <w:rPr>
+          <w:i/>
+          <w:iCs/>
+          <w:color w:val="666666"/>
+          <w:sz w:val="20"/>
+          <w:szCs w:val="20"/>
+        </w:rPr>
+        <w:t xml:space="preserve">   (difficulty 5/5)</w:t>
+      </w:r>
+    </w:p>
+    <w:p>
+      <w:pPr>
+        <w:spacing w:after="80"/>
+      </w:pPr>
+      <w:r>
+        <w:rPr>
+          <w:b/>
+          <w:bCs/>
+          <w:i/>
+          <w:iCs/>
+        </w:rPr>
         <w:t xml:space="preserve">Glorp's Law of Fading: </w:t>
       </w:r>
       <w:r>
@@ -1294,6 +2312,54 @@
       </w:pPr>
       <w:r>
         <w:t xml:space="preserve">On planet Glorp, k is a positive constant and Y is always positive. Given Y(0) = Y₀, find Y(t).</w:t>
+      </w:r>
+    </w:p>
+    <w:p>
+      <w:pPr>
+        <w:pStyle w:val="Heading2"/>
+        <w:spacing w:after="120" w:before="320"/>
+      </w:pPr>
+      <w:r>
+        <w:t xml:space="preserve">Problem 30</w:t>
+      </w:r>
+      <w:r>
+        <w:rPr>
+          <w:i/>
+          <w:iCs/>
+          <w:color w:val="666666"/>
+          <w:sz w:val="20"/>
+          <w:szCs w:val="20"/>
+        </w:rPr>
+        <w:t xml:space="preserve">   (difficulty 5/5)</w:t>
+      </w:r>
+    </w:p>
+    <w:p>
+      <w:pPr>
+        <w:spacing w:after="80"/>
+      </w:pPr>
+      <w:r>
+        <w:rPr>
+          <w:b/>
+          <w:bCs/>
+          <w:i/>
+          <w:iCs/>
+        </w:rPr>
+        <w:t xml:space="preserve">Qorn's Law: </w:t>
+      </w:r>
+      <w:r>
+        <w:rPr>
+          <w:i/>
+          <w:iCs/>
+        </w:rPr>
+        <w:t xml:space="preserve">d²Z/dt² = −16Z</w:t>
+      </w:r>
+    </w:p>
+    <w:p>
+      <w:pPr>
+        <w:spacing w:after="160"/>
+      </w:pPr>
+      <w:r>
+        <w:t xml:space="preserve">On planet Qorn, Z(t) obeys the law above, so its general solution has the form Z(t) = A cos(4t + φ). Given Z(0) = 7 and (dZ/dt) at t = 0 equals −20, find A and φ.</w:t>
       </w:r>
     </w:p>
     <w:p>
@@ -1754,7 +2820,7 @@
           <w:b/>
           <w:bCs/>
         </w:rPr>
-        <w:t xml:space="preserve">No — X(t) = 4e^(−9t) does not satisfy the law. More generally, no real exponential function can ever solve a law of this form.</w:t>
+        <w:t xml:space="preserve">Grellwork = −4</w:t>
       </w:r>
     </w:p>
     <w:p>
@@ -1768,7 +2834,7 @@
           <w:sz w:val="21"/>
           <w:szCs w:val="21"/>
         </w:rPr>
-        <w:t xml:space="preserve">For X(t) = 4e^(−9t), X''(t) = 4·81·e^(−9t) = 81X(t), not −9X(t). For any real exponential X = Ce^(kt), X'' = k²X, and k² ≥ 0 always — it can never equal −9. Laws of the form X'' = −ω²X require oscillatory (sinusoidal) solutions, not real exponentials.</w:t>
+        <w:t xml:space="preserve">dr⃗/dt = 2t î + 3t² ĵ. F⃗·(dr⃗/dt) = 3(2t) + (−2)(3t²) = 6t − 6t². Integrating from 0 to 2: [3t² − 2t³] from 0 to 2 = (12 − 16) − 0 = −4.</w:t>
       </w:r>
     </w:p>
     <w:p>
@@ -1787,7 +2853,7 @@
           <w:b/>
           <w:bCs/>
         </w:rPr>
-        <w:t xml:space="preserve">N(t) = 8e^(0.5t). The doubling time is 2 ln(2) ≈ 1.386 (time units).</w:t>
+        <w:t xml:space="preserve">Step 2 is the first error.</w:t>
       </w:r>
     </w:p>
     <w:p>
@@ -1801,7 +2867,7 @@
           <w:sz w:val="21"/>
           <w:szCs w:val="21"/>
         </w:rPr>
-        <w:t xml:space="preserve">dN/N = 0.5 dt integrates to N(t) = N₀e^(0.5t) = 8e^(0.5t). Doubling: e^(0.5t) = 2, so t = 2 ln(2).</w:t>
+        <w:t xml:space="preserve">The chain rule requires multiplying by the derivative of the inner function (3t+1), which is 3. The correct derivative is dQ/dt = 4(3t+1)^3 · 3 = 12(3t+1)^3, so P(t) = 12(3t+1)^3.</w:t>
       </w:r>
     </w:p>
     <w:p>
@@ -1820,7 +2886,7 @@
           <w:b/>
           <w:bCs/>
         </w:rPr>
-        <w:t xml:space="preserve">X(t) = 3 + 5cos(2t) does satisfy the law. The constant 3 is fixed by the law; the 5 (and any phase) is free.</w:t>
+        <w:t xml:space="preserve">n = 4</w:t>
       </w:r>
     </w:p>
     <w:p>
@@ -1834,7 +2900,7 @@
           <w:sz w:val="21"/>
           <w:szCs w:val="21"/>
         </w:rPr>
-        <w:t xml:space="preserve">X'' = −20cos(2t); X'' + 4X = −20cos(2t) + 4(3+5cos(2t)) = 12, matching the right side. The constant term must satisfy 4×(constant)=12, fixing it at 3 — no other value works. But A·cos(2t+φ) solves the homogeneous equation X''+4X=0 for any A, φ, so any amplitude/phase can ride on top of the fixed constant 3.</w:t>
+        <w:t xml:space="preserve">Doubling v scales E by 2^n. Setting 2^n = 16 gives n = 4.</w:t>
       </w:r>
     </w:p>
     <w:p>
@@ -1853,7 +2919,7 @@
           <w:b/>
           <w:bCs/>
         </w:rPr>
-        <w:t xml:space="preserve">Y(t) = Y₀ / (1 + kY₀t)</w:t>
+        <w:t xml:space="preserve">Vorf is largest between t = 0 and t = 1. Vorf changes sign between t = 2 and t = 3.</w:t>
       </w:r>
     </w:p>
     <w:p>
@@ -1867,7 +2933,436 @@
           <w:sz w:val="21"/>
           <w:szCs w:val="21"/>
         </w:rPr>
+        <w:t xml:space="preserve">Secant slopes between consecutive points: [0,1]: 4. [1,2]: 2. [2,3]: 0. [3,4]: −2. [4,5]: −4. The largest (most positive) slope is 4, between t=0 and t=1. The slope crosses from positive to negative around t=2 to t=3, where it passes through 0.</w:t>
+      </w:r>
+    </w:p>
+    <w:p>
+      <w:pPr>
+        <w:spacing w:after="60" w:before="200"/>
+      </w:pPr>
+      <w:r>
+        <w:rPr>
+          <w:b/>
+          <w:bCs/>
+        </w:rPr>
+        <w:t xml:space="preserve">Problem 18: </w:t>
+      </w:r>
+      <w:r>
+        <w:rPr>
+          <w:b/>
+          <w:bCs/>
+        </w:rPr>
+        <w:t xml:space="preserve">K(t) = t³ − 2t² − 3t + 5</w:t>
+      </w:r>
+    </w:p>
+    <w:p>
+      <w:pPr>
+        <w:spacing w:after="60"/>
+      </w:pPr>
+      <w:r>
+        <w:rPr>
+          <w:i/>
+          <w:iCs/>
+          <w:sz w:val="21"/>
+          <w:szCs w:val="21"/>
+        </w:rPr>
+        <w:t xml:space="preserve">Integrating d²K/dt² = 6t − 4 once: dK/dt = 3t² − 4t + C₁; using dK/dt(0) = −3 gives C₁ = −3, so dK/dt = 3t² − 4t − 3. Integrating again: K(t) = t³ − 2t² − 3t + C₂; using K(0) = 5 gives C₂ = 5.</w:t>
+      </w:r>
+    </w:p>
+    <w:p>
+      <w:pPr>
+        <w:spacing w:after="60" w:before="200"/>
+      </w:pPr>
+      <w:r>
+        <w:rPr>
+          <w:b/>
+          <w:bCs/>
+        </w:rPr>
+        <w:t xml:space="preserve">Problem 19: </w:t>
+      </w:r>
+      <w:r>
+        <w:rPr>
+          <w:b/>
+          <w:bCs/>
+        </w:rPr>
+        <w:t xml:space="preserve">Step 3 is the first error.</w:t>
+      </w:r>
+    </w:p>
+    <w:p>
+      <w:pPr>
+        <w:spacing w:after="60"/>
+      </w:pPr>
+      <w:r>
+        <w:rPr>
+          <w:i/>
+          <w:iCs/>
+          <w:sz w:val="21"/>
+          <w:szCs w:val="21"/>
+        </w:rPr>
+        <w:t xml:space="preserve">Plink is squared in the law, so its units must be squared too: Snarf is in gorns/second², not gorns/second.</w:t>
+      </w:r>
+    </w:p>
+    <w:p>
+      <w:pPr>
+        <w:spacing w:after="60" w:before="200"/>
+      </w:pPr>
+      <w:r>
+        <w:rPr>
+          <w:b/>
+          <w:bCs/>
+        </w:rPr>
+        <w:t xml:space="preserve">Problem 20: </w:t>
+      </w:r>
+      <w:r>
+        <w:rPr>
+          <w:b/>
+          <w:bCs/>
+        </w:rPr>
+        <w:t xml:space="preserve">k = 5. dQ/dt at t = 1 equals 270.</w:t>
+      </w:r>
+    </w:p>
+    <w:p>
+      <w:pPr>
+        <w:spacing w:after="60"/>
+      </w:pPr>
+      <w:r>
+        <w:rPr>
+          <w:i/>
+          <w:iCs/>
+          <w:sz w:val="21"/>
+          <w:szCs w:val="21"/>
+        </w:rPr>
+        <w:t xml:space="preserve">Q = k·x³ at x=3 gives 135 = k·27, so k = 5. Then Q(t) = 5(2t+1)³. dQ/dt = 5·3(2t+1)²·2 = 30(2t+1)². At t=1: 30·(3)² = 270.</w:t>
+      </w:r>
+    </w:p>
+    <w:p>
+      <w:pPr>
+        <w:spacing w:after="60" w:before="200"/>
+      </w:pPr>
+      <w:r>
+        <w:rPr>
+          <w:b/>
+          <w:bCs/>
+        </w:rPr>
+        <w:t xml:space="preserve">Problem 21: </w:t>
+      </w:r>
+      <w:r>
+        <w:rPr>
+          <w:b/>
+          <w:bCs/>
+        </w:rPr>
+        <w:t xml:space="preserve">The claim is false — the limit is M₀. M reaches half of M₀ at t = a.</w:t>
+      </w:r>
+    </w:p>
+    <w:p>
+      <w:pPr>
+        <w:spacing w:after="60"/>
+      </w:pPr>
+      <w:r>
+        <w:rPr>
+          <w:i/>
+          <w:iCs/>
+          <w:sz w:val="21"/>
+          <w:szCs w:val="21"/>
+        </w:rPr>
+        <w:t xml:space="preserve">As t → ∞, M(t) = M₀·t/(t+a) = M₀/(1 + a/t) → M₀, a finite limit. Setting M(t) = M₀/2: t/(t+a) = 1/2, so 2t = t+a, giving t = a.</w:t>
+      </w:r>
+    </w:p>
+    <w:p>
+      <w:pPr>
+        <w:spacing w:after="60" w:before="200"/>
+      </w:pPr>
+      <w:r>
+        <w:rPr>
+          <w:b/>
+          <w:bCs/>
+        </w:rPr>
+        <w:t xml:space="preserve">Problem 22: </w:t>
+      </w:r>
+      <w:r>
+        <w:rPr>
+          <w:b/>
+          <w:bCs/>
+        </w:rPr>
+        <w:t xml:space="preserve">Torq = 23</w:t>
+      </w:r>
+    </w:p>
+    <w:p>
+      <w:pPr>
+        <w:spacing w:after="60"/>
+      </w:pPr>
+      <w:r>
+        <w:rPr>
+          <w:i/>
+          <w:iCs/>
+          <w:sz w:val="21"/>
+          <w:szCs w:val="21"/>
+        </w:rPr>
+        <w:t xml:space="preserve">Torq = r_x F_y − r_y F_x = (3)(5) − (4)(−2) = 15 + 8 = 23.</w:t>
+      </w:r>
+    </w:p>
+    <w:p>
+      <w:pPr>
+        <w:spacing w:after="60" w:before="200"/>
+      </w:pPr>
+      <w:r>
+        <w:rPr>
+          <w:b/>
+          <w:bCs/>
+        </w:rPr>
+        <w:t xml:space="preserve">Problem 23: </w:t>
+      </w:r>
+      <w:r>
+        <w:rPr>
+          <w:b/>
+          <w:bCs/>
+        </w:rPr>
+        <w:t xml:space="preserve">Step 3 is the first error.</w:t>
+      </w:r>
+    </w:p>
+    <w:p>
+      <w:pPr>
+        <w:spacing w:after="60"/>
+      </w:pPr>
+      <w:r>
+        <w:rPr>
+          <w:i/>
+          <w:iCs/>
+          <w:sz w:val="21"/>
+          <w:szCs w:val="21"/>
+        </w:rPr>
+        <w:t xml:space="preserve">(−3)² = 9, not −9 — squaring a negative number always gives a positive result. The correct value is Y = 2(−3) − 9 = −6 − 9 = −15.</w:t>
+      </w:r>
+    </w:p>
+    <w:p>
+      <w:pPr>
+        <w:spacing w:after="60" w:before="200"/>
+      </w:pPr>
+      <w:r>
+        <w:rPr>
+          <w:b/>
+          <w:bCs/>
+        </w:rPr>
+        <w:t xml:space="preserve">Problem 24: </w:t>
+      </w:r>
+      <w:r>
+        <w:rPr>
+          <w:b/>
+          <w:bCs/>
+        </w:rPr>
+        <w:t xml:space="preserve">Snarg = 40</w:t>
+      </w:r>
+    </w:p>
+    <w:p>
+      <w:pPr>
+        <w:spacing w:after="60"/>
+      </w:pPr>
+      <w:r>
+        <w:rPr>
+          <w:i/>
+          <w:iCs/>
+          <w:sz w:val="21"/>
+          <w:szCs w:val="21"/>
+        </w:rPr>
+        <w:t xml:space="preserve">Snarg is the area under the F-vs-x graph. From 0 to 2: a rectangle of area 2×10=20. From 2 to 6: a triangle of base 4 and height 10, area (1/2)(4)(10)=20. Total: 20+20=40.</w:t>
+      </w:r>
+    </w:p>
+    <w:p>
+      <w:pPr>
+        <w:spacing w:after="60" w:before="200"/>
+      </w:pPr>
+      <w:r>
+        <w:rPr>
+          <w:b/>
+          <w:bCs/>
+        </w:rPr>
+        <w:t xml:space="preserve">Problem 25: </w:t>
+      </w:r>
+      <w:r>
+        <w:rPr>
+          <w:b/>
+          <w:bCs/>
+        </w:rPr>
+        <w:t xml:space="preserve">The claim is false — distance alone suffices. Moving to d/2 (with P unchanged) already makes I four times as large.</w:t>
+      </w:r>
+    </w:p>
+    <w:p>
+      <w:pPr>
+        <w:spacing w:after="60"/>
+      </w:pPr>
+      <w:r>
+        <w:rPr>
+          <w:i/>
+          <w:iCs/>
+          <w:sz w:val="21"/>
+          <w:szCs w:val="21"/>
+        </w:rPr>
+        <w:t xml:space="preserve">I ∝ 1/d² with P fixed. Halving d scales I by 1/(1/2)² = 4. Doubling P as well would make I eight times as large, not four — so doubling P is not just unnecessary, it would overshoot the target.</w:t>
+      </w:r>
+    </w:p>
+    <w:p>
+      <w:pPr>
+        <w:spacing w:after="60" w:before="200"/>
+      </w:pPr>
+      <w:r>
+        <w:rPr>
+          <w:b/>
+          <w:bCs/>
+        </w:rPr>
+        <w:t xml:space="preserve">Problem 26: </w:t>
+      </w:r>
+      <w:r>
+        <w:rPr>
+          <w:b/>
+          <w:bCs/>
+        </w:rPr>
+        <w:t xml:space="preserve">No — X(t) = 4e^(−9t) does not satisfy the law. More generally, no real exponential function can ever solve a law of this form.</w:t>
+      </w:r>
+    </w:p>
+    <w:p>
+      <w:pPr>
+        <w:spacing w:after="60"/>
+      </w:pPr>
+      <w:r>
+        <w:rPr>
+          <w:i/>
+          <w:iCs/>
+          <w:sz w:val="21"/>
+          <w:szCs w:val="21"/>
+        </w:rPr>
+        <w:t xml:space="preserve">For X(t) = 4e^(−9t), X''(t) = 4·81·e^(−9t) = 81X(t), not −9X(t). For any real exponential X = Ce^(kt), X'' = k²X, and k² ≥ 0 always — it can never equal −9. Laws of the form X'' = −ω²X require oscillatory (sinusoidal) solutions, not real exponentials.</w:t>
+      </w:r>
+    </w:p>
+    <w:p>
+      <w:pPr>
+        <w:spacing w:after="60" w:before="200"/>
+      </w:pPr>
+      <w:r>
+        <w:rPr>
+          <w:b/>
+          <w:bCs/>
+        </w:rPr>
+        <w:t xml:space="preserve">Problem 27: </w:t>
+      </w:r>
+      <w:r>
+        <w:rPr>
+          <w:b/>
+          <w:bCs/>
+        </w:rPr>
+        <w:t xml:space="preserve">N(t) = 8e^(0.5t). The doubling time is 2 ln(2) ≈ 1.386 (time units).</w:t>
+      </w:r>
+    </w:p>
+    <w:p>
+      <w:pPr>
+        <w:spacing w:after="60"/>
+      </w:pPr>
+      <w:r>
+        <w:rPr>
+          <w:i/>
+          <w:iCs/>
+          <w:sz w:val="21"/>
+          <w:szCs w:val="21"/>
+        </w:rPr>
+        <w:t xml:space="preserve">dN/N = 0.5 dt integrates to N(t) = N₀e^(0.5t) = 8e^(0.5t). Doubling: e^(0.5t) = 2, so t = 2 ln(2).</w:t>
+      </w:r>
+    </w:p>
+    <w:p>
+      <w:pPr>
+        <w:spacing w:after="60" w:before="200"/>
+      </w:pPr>
+      <w:r>
+        <w:rPr>
+          <w:b/>
+          <w:bCs/>
+        </w:rPr>
+        <w:t xml:space="preserve">Problem 28: </w:t>
+      </w:r>
+      <w:r>
+        <w:rPr>
+          <w:b/>
+          <w:bCs/>
+        </w:rPr>
+        <w:t xml:space="preserve">X(t) = 3 + 5cos(2t) does satisfy the law. The constant 3 is fixed by the law; the 5 (and any phase) is free.</w:t>
+      </w:r>
+    </w:p>
+    <w:p>
+      <w:pPr>
+        <w:spacing w:after="60"/>
+      </w:pPr>
+      <w:r>
+        <w:rPr>
+          <w:i/>
+          <w:iCs/>
+          <w:sz w:val="21"/>
+          <w:szCs w:val="21"/>
+        </w:rPr>
+        <w:t xml:space="preserve">X'' = −20cos(2t); X'' + 4X = −20cos(2t) + 4(3+5cos(2t)) = 12, matching the right side. The constant term must satisfy 4×(constant)=12, fixing it at 3 — no other value works. But A·cos(2t+φ) solves the homogeneous equation X''+4X=0 for any A, φ, so any amplitude/phase can ride on top of the fixed constant 3.</w:t>
+      </w:r>
+    </w:p>
+    <w:p>
+      <w:pPr>
+        <w:spacing w:after="60" w:before="200"/>
+      </w:pPr>
+      <w:r>
+        <w:rPr>
+          <w:b/>
+          <w:bCs/>
+        </w:rPr>
+        <w:t xml:space="preserve">Problem 29: </w:t>
+      </w:r>
+      <w:r>
+        <w:rPr>
+          <w:b/>
+          <w:bCs/>
+        </w:rPr>
+        <w:t xml:space="preserve">Y(t) = Y₀ / (1 + kY₀t)</w:t>
+      </w:r>
+    </w:p>
+    <w:p>
+      <w:pPr>
+        <w:spacing w:after="60"/>
+      </w:pPr>
+      <w:r>
+        <w:rPr>
+          <w:i/>
+          <w:iCs/>
+          <w:sz w:val="21"/>
+          <w:szCs w:val="21"/>
+        </w:rPr>
         <w:t xml:space="preserve">dY/Y² = −k dt integrates to −1/Y = −kt + C; at t=0, C = −1/Y₀. So 1/Y = kt + 1/Y₀, giving Y(t) = Y₀/(1 + kY₀t).</w:t>
+      </w:r>
+    </w:p>
+    <w:p>
+      <w:pPr>
+        <w:spacing w:after="60" w:before="200"/>
+      </w:pPr>
+      <w:r>
+        <w:rPr>
+          <w:b/>
+          <w:bCs/>
+        </w:rPr>
+        <w:t xml:space="preserve">Problem 30: </w:t>
+      </w:r>
+      <w:r>
+        <w:rPr>
+          <w:b/>
+          <w:bCs/>
+        </w:rPr>
+        <w:t xml:space="preserve">A = √74 ≈ 8.60, and φ = arctan(5/7) ≈ 0.62 radians.</w:t>
+      </w:r>
+    </w:p>
+    <w:p>
+      <w:pPr>
+        <w:spacing w:after="60"/>
+      </w:pPr>
+      <w:r>
+        <w:rPr>
+          <w:i/>
+          <w:iCs/>
+          <w:sz w:val="21"/>
+          <w:szCs w:val="21"/>
+        </w:rPr>
+        <w:t xml:space="preserve">Z(0) = A cos(φ) = 7. dZ/dt = −4A sin(4t+φ), so dZ/dt(0) = −4A sin(φ) = −20, giving A sin(φ) = 5. Then A² = (A cos φ)² + (A sin φ)² = 49 + 25 = 74, so A = √74. Dividing, tan(φ) = 5/7, so φ = arctan(5/7).</w:t>
       </w:r>
     </w:p>
     <w:sectPr>
